--- a/docs/ho-so/EIDE-SDD-04_Thiet_ke_chi_tiet.docx
+++ b/docs/ho-so/EIDE-SDD-04_Thiet_ke_chi_tiet.docx
@@ -277,7 +277,7 @@
                 <w:sz w:val="21"/>
                 <w:szCs w:val="21"/>
               </w:rPr>
-              <w:t xml:space="preserve">1.2 — đồng bộ với 19 tài liệu bổ sung và năng lực gốc tool.*</w:t>
+              <w:t xml:space="preserve">1.3 — §6 models.yaml: thêm `aliases` (bí danh trong `roles` → mã model THẬT của nhà cung cấp) và `pricing` (USD/triệu token). Thiếu `aliases` thì `candidates` là những cái tên không gọi được API nào; thiếu `pricing` thì `policy.daily_budget_usd` không cưỡng chế được và trường `cost_usd` của sự kiện `model.call` luôn bằng 0 (DEV-015). Đường dẫn đổi `.hkw/` → `.eide/`.</w:t>
             </w:r>
           </w:p>
         </w:tc>
@@ -1433,6 +1433,148 @@
           </w:p>
         </w:tc>
       </w:tr>
+      <w:tr>
+        <w:tc>
+          <w:tcPr>
+            <w:tcW w:type="dxa" w:w="1500"/>
+            <w:tcBorders>
+              <w:top w:val="single" w:color="7F7F7F" w:sz="4"/>
+              <w:left w:val="single" w:color="7F7F7F" w:sz="4"/>
+              <w:bottom w:val="single" w:color="7F7F7F" w:sz="4"/>
+              <w:right w:val="single" w:color="7F7F7F" w:sz="4"/>
+            </w:tcBorders>
+            <w:shd w:fill="F2F6FB" w:color="auto" w:val="clear"/>
+            <w:tcMar>
+              <w:top w:type="dxa" w:w="50"/>
+              <w:left w:type="dxa" w:w="80"/>
+              <w:bottom w:type="dxa" w:w="50"/>
+              <w:right w:type="dxa" w:w="80"/>
+            </w:tcMar>
+            <w:vAlign w:val="top"/>
+          </w:tcPr>
+          <w:p>
+            <w:pPr>
+              <w:spacing w:after="30" w:line="264"/>
+              <w:jc w:val="left"/>
+            </w:pPr>
+            <w:r>
+              <w:rPr>
+                <w:rFonts w:ascii="Times New Roman" w:cs="Times New Roman" w:eastAsia="Times New Roman" w:hAnsi="Times New Roman"/>
+                <w:b/>
+                <w:bCs/>
+                <w:sz w:val="21"/>
+                <w:szCs w:val="21"/>
+              </w:rPr>
+              <w:t xml:space="preserve">1.3</w:t>
+            </w:r>
+          </w:p>
+        </w:tc>
+        <w:tc>
+          <w:tcPr>
+            <w:tcW w:type="dxa" w:w="1700"/>
+            <w:tcBorders>
+              <w:top w:val="single" w:color="7F7F7F" w:sz="4"/>
+              <w:left w:val="single" w:color="7F7F7F" w:sz="4"/>
+              <w:bottom w:val="single" w:color="7F7F7F" w:sz="4"/>
+              <w:right w:val="single" w:color="7F7F7F" w:sz="4"/>
+            </w:tcBorders>
+            <w:shd w:fill="F2F6FB" w:color="auto" w:val="clear"/>
+            <w:tcMar>
+              <w:top w:type="dxa" w:w="50"/>
+              <w:left w:type="dxa" w:w="80"/>
+              <w:bottom w:type="dxa" w:w="50"/>
+              <w:right w:type="dxa" w:w="80"/>
+            </w:tcMar>
+            <w:vAlign w:val="top"/>
+          </w:tcPr>
+          <w:p>
+            <w:pPr>
+              <w:spacing w:after="30" w:line="264"/>
+              <w:jc w:val="left"/>
+            </w:pPr>
+            <w:r>
+              <w:rPr>
+                <w:rFonts w:ascii="Times New Roman" w:cs="Times New Roman" w:eastAsia="Times New Roman" w:hAnsi="Times New Roman"/>
+                <w:b w:val="false"/>
+                <w:bCs w:val="false"/>
+                <w:sz w:val="21"/>
+                <w:szCs w:val="21"/>
+              </w:rPr>
+              <w:t xml:space="preserve">07/09/2026</w:t>
+            </w:r>
+          </w:p>
+        </w:tc>
+        <w:tc>
+          <w:tcPr>
+            <w:tcW w:type="dxa" w:w="2100"/>
+            <w:tcBorders>
+              <w:top w:val="single" w:color="7F7F7F" w:sz="4"/>
+              <w:left w:val="single" w:color="7F7F7F" w:sz="4"/>
+              <w:bottom w:val="single" w:color="7F7F7F" w:sz="4"/>
+              <w:right w:val="single" w:color="7F7F7F" w:sz="4"/>
+            </w:tcBorders>
+            <w:shd w:fill="F2F6FB" w:color="auto" w:val="clear"/>
+            <w:tcMar>
+              <w:top w:type="dxa" w:w="50"/>
+              <w:left w:type="dxa" w:w="80"/>
+              <w:bottom w:type="dxa" w:w="50"/>
+              <w:right w:type="dxa" w:w="80"/>
+            </w:tcMar>
+            <w:vAlign w:val="top"/>
+          </w:tcPr>
+          <w:p>
+            <w:pPr>
+              <w:spacing w:after="30" w:line="264"/>
+              <w:jc w:val="left"/>
+            </w:pPr>
+            <w:r>
+              <w:rPr>
+                <w:rFonts w:ascii="Times New Roman" w:cs="Times New Roman" w:eastAsia="Times New Roman" w:hAnsi="Times New Roman"/>
+                <w:b w:val="false"/>
+                <w:bCs w:val="false"/>
+                <w:sz w:val="21"/>
+                <w:szCs w:val="21"/>
+              </w:rPr>
+              <w:t xml:space="preserve">Vũ Trí Công</w:t>
+            </w:r>
+          </w:p>
+        </w:tc>
+        <w:tc>
+          <w:tcPr>
+            <w:tcW w:type="dxa" w:w="4000"/>
+            <w:tcBorders>
+              <w:top w:val="single" w:color="7F7F7F" w:sz="4"/>
+              <w:left w:val="single" w:color="7F7F7F" w:sz="4"/>
+              <w:bottom w:val="single" w:color="7F7F7F" w:sz="4"/>
+              <w:right w:val="single" w:color="7F7F7F" w:sz="4"/>
+            </w:tcBorders>
+            <w:shd w:fill="F2F6FB" w:color="auto" w:val="clear"/>
+            <w:tcMar>
+              <w:top w:type="dxa" w:w="50"/>
+              <w:left w:type="dxa" w:w="80"/>
+              <w:bottom w:type="dxa" w:w="50"/>
+              <w:right w:type="dxa" w:w="80"/>
+            </w:tcMar>
+            <w:vAlign w:val="top"/>
+          </w:tcPr>
+          <w:p>
+            <w:pPr>
+              <w:spacing w:after="30" w:line="264"/>
+              <w:jc w:val="left"/>
+            </w:pPr>
+            <w:r>
+              <w:rPr>
+                <w:rFonts w:ascii="Times New Roman" w:cs="Times New Roman" w:eastAsia="Times New Roman" w:hAnsi="Times New Roman"/>
+                <w:b w:val="false"/>
+                <w:bCs w:val="false"/>
+                <w:sz w:val="21"/>
+                <w:szCs w:val="21"/>
+              </w:rPr>
+              <w:t xml:space="preserve">§6 models.yaml: thêm `aliases` (bí danh trong `roles` → mã model THẬT của nhà cung cấp) và `pricing` (USD/triệu token). Thiếu `aliases` thì `candidates` là những cái tên không gọi được API nào; thiếu `pricing` thì `policy.daily_budget_usd` không cưỡng chế được và trường `cost_usd` của sự kiện `model.call` luôn bằng 0 (DEV-015). Đường dẫn đổi `.hkw/` → `.eide/`.</w:t>
+            </w:r>
+          </w:p>
+        </w:tc>
+      </w:tr>
     </w:tbl>
     <w:p>
       <w:pPr>
@@ -8225,16 +8367,133 @@
     </w:p>
     <w:p>
       <w:pPr>
-        <w:spacing w:after="0" w:line="240"/>
-        <w:ind w:left="567"/>
-      </w:pPr>
-      <w:r>
-        <w:rPr>
-          <w:rFonts w:ascii="Consolas" w:cs="Consolas" w:eastAsia="Consolas" w:hAnsi="Consolas"/>
-          <w:sz w:val="19"/>
-          <w:szCs w:val="19"/>
-        </w:rPr>
-        <w:t xml:space="preserve"># .hkw/models.yaml</w:t>
+        <w:spacing w:after="120" w:line="360"/>
+        <w:ind w:firstLine="0"/>
+        <w:jc w:val="both"/>
+      </w:pPr>
+      <w:r>
+        <w:rPr>
+          <w:rFonts w:ascii="Times New Roman" w:cs="Times New Roman" w:eastAsia="Times New Roman" w:hAnsi="Times New Roman"/>
+          <w:sz w:val="26"/>
+          <w:szCs w:val="26"/>
+        </w:rPr>
+        <w:t xml:space="preserve">`models.yaml` cần </w:t>
+      </w:r>
+      <w:r>
+        <w:rPr>
+          <w:rFonts w:ascii="Times New Roman" w:cs="Times New Roman" w:eastAsia="Times New Roman" w:hAnsi="Times New Roman"/>
+          <w:b/>
+          <w:bCs/>
+          <w:sz w:val="26"/>
+          <w:szCs w:val="26"/>
+        </w:rPr>
+        <w:t xml:space="preserve">hai phần</w:t>
+      </w:r>
+      <w:r>
+        <w:rPr>
+          <w:rFonts w:ascii="Times New Roman" w:cs="Times New Roman" w:eastAsia="Times New Roman" w:hAnsi="Times New Roman"/>
+          <w:sz w:val="26"/>
+          <w:szCs w:val="26"/>
+        </w:rPr>
+        <w:t xml:space="preserve"> mà bản v1.2 chưa nêu, và thiếu phần nào thì một cơ chế cụ thể ngừng hoạt động. `aliases` ánh xạ bí danh trong `roles` (`gemini-flash`, `claude-opus`) sang mã model thật của nhà cung cấp — không có nó, `candidates` là những cái tên không gọi được API nào. `pricing` cho giá theo triệu token — không có nó, `policy.daily_budget_usd` không cưỡng chế được và trường `cost_usd` của sự kiện `model.call` (API-15 §7) luôn bằng 0, tức mọi báo cáo chi phí đều bằng không. Xem DEVIATIONS DEV-015.</w:t>
+      </w:r>
+    </w:p>
+    <w:p>
+      <w:pPr>
+        <w:spacing w:after="0" w:line="240"/>
+        <w:ind w:left="567"/>
+      </w:pPr>
+      <w:r>
+        <w:rPr>
+          <w:rFonts w:ascii="Consolas" w:cs="Consolas" w:eastAsia="Consolas" w:hAnsi="Consolas"/>
+          <w:sz w:val="19"/>
+          <w:szCs w:val="19"/>
+        </w:rPr>
+        <w:t xml:space="preserve"># .eide/models.yaml</w:t>
+      </w:r>
+    </w:p>
+    <w:p>
+      <w:pPr>
+        <w:spacing w:after="0" w:line="240"/>
+        <w:ind w:left="567"/>
+      </w:pPr>
+      <w:r>
+        <w:rPr>
+          <w:rFonts w:ascii="Consolas" w:cs="Consolas" w:eastAsia="Consolas" w:hAnsi="Consolas"/>
+          <w:sz w:val="19"/>
+          <w:szCs w:val="19"/>
+        </w:rPr>
+        <w:t xml:space="preserve">aliases:                       # bí danh → mã model THẬT của nhà cung cấp; không có bảng này</w:t>
+      </w:r>
+    </w:p>
+    <w:p>
+      <w:pPr>
+        <w:spacing w:after="0" w:line="240"/>
+        <w:ind w:left="567"/>
+      </w:pPr>
+      <w:r>
+        <w:rPr>
+          <w:rFonts w:ascii="Consolas" w:cs="Consolas" w:eastAsia="Consolas" w:hAnsi="Consolas"/>
+          <w:sz w:val="19"/>
+          <w:szCs w:val="19"/>
+        </w:rPr>
+        <w:t xml:space="preserve">  gemini-flash: gemini-3.8-flash          # thì "gemini-flash" không gọi được API nào</w:t>
+      </w:r>
+    </w:p>
+    <w:p>
+      <w:pPr>
+        <w:spacing w:after="0" w:line="240"/>
+        <w:ind w:left="567"/>
+      </w:pPr>
+      <w:r>
+        <w:rPr>
+          <w:rFonts w:ascii="Consolas" w:cs="Consolas" w:eastAsia="Consolas" w:hAnsi="Consolas"/>
+          <w:sz w:val="19"/>
+          <w:szCs w:val="19"/>
+        </w:rPr>
+        <w:t xml:space="preserve">  gemini-pro:   gemini-3.1-pro-preview</w:t>
+      </w:r>
+    </w:p>
+    <w:p>
+      <w:pPr>
+        <w:spacing w:after="0" w:line="240"/>
+        <w:ind w:left="567"/>
+      </w:pPr>
+      <w:r>
+        <w:rPr>
+          <w:rFonts w:ascii="Consolas" w:cs="Consolas" w:eastAsia="Consolas" w:hAnsi="Consolas"/>
+          <w:sz w:val="19"/>
+          <w:szCs w:val="19"/>
+        </w:rPr>
+        <w:t xml:space="preserve">  claude-haiku: claude-haiku-4-5-20251001</w:t>
+      </w:r>
+    </w:p>
+    <w:p>
+      <w:pPr>
+        <w:spacing w:after="0" w:line="240"/>
+        <w:ind w:left="567"/>
+      </w:pPr>
+      <w:r>
+        <w:rPr>
+          <w:rFonts w:ascii="Consolas" w:cs="Consolas" w:eastAsia="Consolas" w:hAnsi="Consolas"/>
+          <w:sz w:val="19"/>
+          <w:szCs w:val="19"/>
+        </w:rPr>
+        <w:t xml:space="preserve">  claude-sonnet: claude-sonnet-5</w:t>
+      </w:r>
+    </w:p>
+    <w:p>
+      <w:pPr>
+        <w:spacing w:after="0" w:line="240"/>
+        <w:ind w:left="567"/>
+      </w:pPr>
+      <w:r>
+        <w:rPr>
+          <w:rFonts w:ascii="Consolas" w:cs="Consolas" w:eastAsia="Consolas" w:hAnsi="Consolas"/>
+          <w:sz w:val="19"/>
+          <w:szCs w:val="19"/>
+        </w:rPr>
+        <w:t xml:space="preserve">  claude-opus:  claude-opus-5</w:t>
       </w:r>
     </w:p>
     <w:p>
@@ -8389,6 +8648,48 @@
           <w:szCs w:val="19"/>
         </w:rPr>
         <w:t xml:space="preserve">policy: {daily_budget_usd: 5, offline_mode: false, fallback_on: [rate_limit, timeout, refusal]}</w:t>
+      </w:r>
+    </w:p>
+    <w:p>
+      <w:pPr>
+        <w:spacing w:after="0" w:line="240"/>
+        <w:ind w:left="567"/>
+      </w:pPr>
+      <w:r>
+        <w:rPr>
+          <w:rFonts w:ascii="Consolas" w:cs="Consolas" w:eastAsia="Consolas" w:hAnsi="Consolas"/>
+          <w:sz w:val="19"/>
+          <w:szCs w:val="19"/>
+        </w:rPr>
+        <w:t xml:space="preserve">pricing:                       # USD / 1 triệu token; thiếu bảng này thì daily_budget_usd</w:t>
+      </w:r>
+    </w:p>
+    <w:p>
+      <w:pPr>
+        <w:spacing w:after="0" w:line="240"/>
+        <w:ind w:left="567"/>
+      </w:pPr>
+      <w:r>
+        <w:rPr>
+          <w:rFonts w:ascii="Consolas" w:cs="Consolas" w:eastAsia="Consolas" w:hAnsi="Consolas"/>
+          <w:sz w:val="19"/>
+          <w:szCs w:val="19"/>
+        </w:rPr>
+        <w:t xml:space="preserve">  gemini-3.8-flash: {in: 0.30, out: 2.50}      # không cưỡng chế được và model.call.cost_usd</w:t>
+      </w:r>
+    </w:p>
+    <w:p>
+      <w:pPr>
+        <w:spacing w:after="0" w:line="240"/>
+        <w:ind w:left="567"/>
+      </w:pPr>
+      <w:r>
+        <w:rPr>
+          <w:rFonts w:ascii="Consolas" w:cs="Consolas" w:eastAsia="Consolas" w:hAnsi="Consolas"/>
+          <w:sz w:val="19"/>
+          <w:szCs w:val="19"/>
+        </w:rPr>
+        <w:t xml:space="preserve">  claude-sonnet-5:  {in: 3.00, out: 15.00}     # luôn bằng 0</w:t>
       </w:r>
     </w:p>
     <w:p>
@@ -12164,6 +12465,21 @@
           <w:szCs w:val="24"/>
         </w:rPr>
         <w:t xml:space="preserve">[67] V. T. Công, "EIDE-Rà soát đủ điều kiện phát triển (EIDE_Ra_soat_Du_dieu_kien_Phat_trien.xlsx)," 05/09/2026.</w:t>
+      </w:r>
+    </w:p>
+    <w:p>
+      <w:pPr>
+        <w:spacing w:after="100" w:line="276"/>
+        <w:ind w:left="567" w:hanging="567"/>
+        <w:jc w:val="left"/>
+      </w:pPr>
+      <w:r>
+        <w:rPr>
+          <w:rFonts w:ascii="Times New Roman" w:cs="Times New Roman" w:eastAsia="Times New Roman" w:hAnsi="Times New Roman"/>
+          <w:sz w:val="24"/>
+          <w:szCs w:val="24"/>
+        </w:rPr>
+        <w:t xml:space="preserve">[68] Anthropic, "Claude Code documentation — memory (CLAUDE.md), slash commands, hooks, settings," Claude Docs, 2026. [Online]. Available: https://docs.claude.com/en/docs/claude-code</w:t>
       </w:r>
     </w:p>
     <w:sectPr>
@@ -12302,7 +12618,7 @@
         <w:sz w:val="20"/>
         <w:szCs w:val="20"/>
       </w:rPr>
-      <w:t xml:space="preserve">EIDE-SDD-04 · Thiết kế chi tiết · v1.2</w:t>
+      <w:t xml:space="preserve">EIDE-SDD-04 · Thiết kế chi tiết · v1.3</w:t>
     </w:r>
   </w:p>
 </w:hdr>
